--- a/templates/QUICK REPORT/DEFECT IR US TEV/tx-overview.docx
+++ b/templates/QUICK REPORT/DEFECT IR US TEV/tx-overview.docx
@@ -406,11 +406,15 @@
               <w:ind w:left="139"/>
               <w:rPr>
                 <w:rFonts w:cstheme="minorHAnsi"/>
-              </w:rPr>
-            </w:pPr>
-            <w:r>
-              <w:rPr>
-                <w:rFonts w:cstheme="minorHAnsi"/>
+                <w:sz w:val="16"/>
+                <w:szCs w:val="16"/>
+              </w:rPr>
+            </w:pPr>
+            <w:r>
+              <w:rPr>
+                <w:rFonts w:cstheme="minorHAnsi"/>
+                <w:sz w:val="16"/>
+                <w:szCs w:val="16"/>
               </w:rPr>
               <w:t>{{ tx.model }}</w:t>
             </w:r>
